--- a/Python for Algorithmic Trading/NCKH/Bài stock toán/submission/SAEB_submission/01_Title_page.docx
+++ b/Python for Algorithmic Trading/NCKH/Bài stock toán/submission/SAEB_submission/01_Title_page.docx
@@ -54,7 +54,7 @@
           <w:sz w:val="20"/>
           <w:szCs w:val="20"/>
         </w:rPr>
-        <w:t xml:space="preserve">E-mail: 15233582@st.neu.edu.vn</w:t>
+        <w:t xml:space="preserve">E-mail: kontrungcany@gmail.com</w:t>
       </w:r>
     </w:p>
     <w:p>

--- a/Python for Algorithmic Trading/NCKH/Bài stock toán/submission/SAEB_submission/01_Title_page.docx
+++ b/Python for Algorithmic Trading/NCKH/Bài stock toán/submission/SAEB_submission/01_Title_page.docx
@@ -3358,16 +3358,9 @@
     <w:basedOn w:val="Normal"/>
     <w:rsid w:val="000019C6"/>
     <w:pPr>
-      <w:numPr>
-        <w:numId w:val="11"/>
-      </w:numPr>
-      <w:tabs>
-        <w:tab w:pos="341" w:val="left"/>
-      </w:tabs>
-      <w:overflowPunct w:val="0"/>
-      <w:autoSpaceDE w:val="0"/>
-      <w:spacing w:line="240" w:lineRule="auto" w:before="0" w:after="0"/>
-      <w:jc w:val="both"/>
+      <w:spacing w:line="240" w:lineRule="auto"/>
+      <w:ind w:hanging="425" w:left="425"/>
+      <w:jc w:val="left"/>
     </w:pPr>
     <w:rPr>
       <w:rFonts w:ascii="Times New Roman" w:hAnsi="Times New Roman" w:cs="Times New Roman" w:eastAsia="Times New Roman"/>
